--- a/backend/templates/TAX_INVOICE/template.docx
+++ b/backend/templates/TAX_INVOICE/template.docx
@@ -10,11 +10,11 @@
         <w:tblLook w:val="0620" w:firstRow="1" w:lastRow="0" w:firstColumn="0" w:lastColumn="0" w:noHBand="1" w:noVBand="1"/>
       </w:tblPr>
       <w:tblGrid>
-        <w:gridCol w:w="1446"/>
-        <w:gridCol w:w="4384"/>
-        <w:gridCol w:w="1541"/>
-        <w:gridCol w:w="1445"/>
-        <w:gridCol w:w="2506"/>
+        <w:gridCol w:w="1395"/>
+        <w:gridCol w:w="3898"/>
+        <w:gridCol w:w="1543"/>
+        <w:gridCol w:w="1395"/>
+        <w:gridCol w:w="3091"/>
       </w:tblGrid>
       <w:tr>
         <w:trPr>
@@ -49,7 +49,7 @@
         </w:tc>
         <w:tc>
           <w:tcPr>
-            <w:tcW w:w="4231" w:type="dxa"/>
+            <w:tcW w:w="4384" w:type="dxa"/>
             <w:tcBorders>
               <w:top w:val="single" w:sz="12" w:space="0" w:color="auto"/>
               <w:left w:val="single" w:sz="4" w:space="0" w:color="auto"/>
@@ -75,7 +75,7 @@
         </w:tc>
         <w:tc>
           <w:tcPr>
-            <w:tcW w:w="1131" w:type="dxa"/>
+            <w:tcW w:w="1541" w:type="dxa"/>
             <w:tcBorders>
               <w:top w:val="single" w:sz="12" w:space="0" w:color="auto"/>
               <w:left w:val="single" w:sz="4" w:space="0" w:color="auto"/>
@@ -240,7 +240,7 @@
         </w:tc>
         <w:tc>
           <w:tcPr>
-            <w:tcW w:w="4231" w:type="dxa"/>
+            <w:tcW w:w="4384" w:type="dxa"/>
             <w:tcBorders>
               <w:top w:val="single" w:sz="4" w:space="0" w:color="auto"/>
               <w:left w:val="single" w:sz="4" w:space="0" w:color="auto"/>
@@ -284,7 +284,7 @@
         </w:tc>
         <w:tc>
           <w:tcPr>
-            <w:tcW w:w="1131" w:type="dxa"/>
+            <w:tcW w:w="1541" w:type="dxa"/>
             <w:tcBorders>
               <w:top w:val="single" w:sz="4" w:space="0" w:color="auto"/>
               <w:left w:val="single" w:sz="4" w:space="0" w:color="auto"/>
@@ -292,37 +292,6 @@
               <w:right w:val="single" w:sz="4" w:space="0" w:color="auto"/>
             </w:tcBorders>
           </w:tcPr>
-          <w:p>
-            <w:pPr>
-              <w:rPr>
-                <w:rFonts w:ascii="TT Norms Regular" w:hAnsi="TT Norms Regular"/>
-                <w:szCs w:val="20"/>
-              </w:rPr>
-            </w:pPr>
-            <w:r>
-              <w:rPr>
-                <w:rFonts w:ascii="TT Norms Regular" w:hAnsi="TT Norms Regular"/>
-                <w:szCs w:val="20"/>
-              </w:rPr>
-              <w:t>{{</w:t>
-            </w:r>
-            <w:proofErr w:type="spellStart"/>
-            <w:r>
-              <w:rPr>
-                <w:rFonts w:ascii="TT Norms Regular" w:hAnsi="TT Norms Regular"/>
-                <w:szCs w:val="20"/>
-              </w:rPr>
-              <w:t>item.qty</w:t>
-            </w:r>
-            <w:proofErr w:type="spellEnd"/>
-            <w:r>
-              <w:rPr>
-                <w:rFonts w:ascii="TT Norms Regular" w:hAnsi="TT Norms Regular"/>
-                <w:szCs w:val="20"/>
-              </w:rPr>
-              <w:t>}}</w:t>
-            </w:r>
-          </w:p>
           <w:p>
             <w:pPr>
               <w:rPr>
@@ -469,7 +438,7 @@
         </w:tc>
         <w:tc>
           <w:tcPr>
-            <w:tcW w:w="4231" w:type="dxa"/>
+            <w:tcW w:w="4384" w:type="dxa"/>
             <w:tcBorders>
               <w:top w:val="single" w:sz="4" w:space="0" w:color="auto"/>
               <w:left w:val="single" w:sz="4" w:space="0" w:color="auto"/>
@@ -488,7 +457,7 @@
         </w:tc>
         <w:tc>
           <w:tcPr>
-            <w:tcW w:w="1131" w:type="dxa"/>
+            <w:tcW w:w="1541" w:type="dxa"/>
             <w:tcBorders>
               <w:top w:val="single" w:sz="4" w:space="0" w:color="auto"/>
               <w:left w:val="single" w:sz="4" w:space="0" w:color="auto"/>
@@ -812,27 +781,55 @@
               <w:jc w:val="right"/>
               <w:rPr>
                 <w:rFonts w:ascii="TT Norms Regular" w:hAnsi="TT Norms Regular"/>
-                <w:b/>
-                <w:bCs/>
                 <w:szCs w:val="20"/>
               </w:rPr>
             </w:pPr>
             <w:r>
               <w:rPr>
                 <w:rFonts w:ascii="TT Norms Regular" w:hAnsi="TT Norms Regular"/>
-                <w:b/>
-                <w:bCs/>
-                <w:color w:val="EE0000"/>
                 <w:szCs w:val="20"/>
               </w:rPr>
-              <w:t>DEPOSIT REQUIRED</w:t>
+              <w:t>{{</w:t>
+            </w:r>
+            <w:proofErr w:type="spellStart"/>
+            <w:proofErr w:type="gramStart"/>
+            <w:r>
+              <w:rPr>
+                <w:rFonts w:ascii="TT Norms Regular" w:hAnsi="TT Norms Regular"/>
+                <w:szCs w:val="20"/>
+              </w:rPr>
+              <w:t>payment.date</w:t>
+            </w:r>
+            <w:proofErr w:type="spellEnd"/>
+            <w:proofErr w:type="gramEnd"/>
+            <w:r>
+              <w:rPr>
+                <w:rFonts w:ascii="TT Norms Regular" w:hAnsi="TT Norms Regular"/>
+                <w:szCs w:val="20"/>
+              </w:rPr>
+              <w:t>}} - {{</w:t>
+            </w:r>
+            <w:proofErr w:type="spellStart"/>
+            <w:proofErr w:type="gramStart"/>
+            <w:r>
+              <w:rPr>
+                <w:rFonts w:ascii="TT Norms Regular" w:hAnsi="TT Norms Regular"/>
+                <w:szCs w:val="20"/>
+              </w:rPr>
+              <w:t>payment.reference</w:t>
+            </w:r>
+            <w:proofErr w:type="spellEnd"/>
+            <w:proofErr w:type="gramEnd"/>
+            <w:r>
+              <w:rPr>
+                <w:rFonts w:ascii="TT Norms Regular" w:hAnsi="TT Norms Regular"/>
+                <w:szCs w:val="20"/>
+              </w:rPr>
+              <w:t>}}</w:t>
             </w:r>
             <w:r>
               <w:rPr>
                 <w:rFonts w:ascii="TT Norms Regular" w:hAnsi="TT Norms Regular"/>
-                <w:b/>
-                <w:bCs/>
-                <w:color w:val="EE0000"/>
                 <w:szCs w:val="20"/>
               </w:rPr>
               <w:t>:</w:t>
@@ -861,7 +858,96 @@
                 <w:rFonts w:ascii="TT Norms Regular" w:hAnsi="TT Norms Regular"/>
                 <w:szCs w:val="20"/>
               </w:rPr>
-              <w:t>{{DEPOSIT}}</w:t>
+              <w:t>{{</w:t>
+            </w:r>
+            <w:proofErr w:type="spellStart"/>
+            <w:proofErr w:type="gramStart"/>
+            <w:r>
+              <w:rPr>
+                <w:rFonts w:ascii="TT Norms Regular" w:hAnsi="TT Norms Regular"/>
+                <w:szCs w:val="20"/>
+              </w:rPr>
+              <w:t>payment.amount</w:t>
+            </w:r>
+            <w:proofErr w:type="spellEnd"/>
+            <w:proofErr w:type="gramEnd"/>
+            <w:r>
+              <w:rPr>
+                <w:rFonts w:ascii="TT Norms Regular" w:hAnsi="TT Norms Regular"/>
+                <w:szCs w:val="20"/>
+              </w:rPr>
+              <w:t>}}</w:t>
+            </w:r>
+          </w:p>
+        </w:tc>
+      </w:tr>
+      <w:tr>
+        <w:trPr>
+          <w:trHeight w:val="319"/>
+        </w:trPr>
+        <w:tc>
+          <w:tcPr>
+            <w:tcW w:w="8816" w:type="dxa"/>
+            <w:gridSpan w:val="4"/>
+            <w:tcBorders>
+              <w:top w:val="single" w:sz="12" w:space="0" w:color="auto"/>
+              <w:left w:val="single" w:sz="12" w:space="0" w:color="auto"/>
+              <w:bottom w:val="single" w:sz="12" w:space="0" w:color="auto"/>
+              <w:right w:val="single" w:sz="4" w:space="0" w:color="auto"/>
+            </w:tcBorders>
+          </w:tcPr>
+          <w:p>
+            <w:pPr>
+              <w:jc w:val="right"/>
+              <w:rPr>
+                <w:rFonts w:ascii="TT Norms Regular" w:hAnsi="TT Norms Regular"/>
+                <w:b/>
+                <w:bCs/>
+                <w:color w:val="EE0000"/>
+                <w:szCs w:val="20"/>
+              </w:rPr>
+            </w:pPr>
+            <w:r>
+              <w:rPr>
+                <w:rFonts w:ascii="TT Norms Regular" w:hAnsi="TT Norms Regular"/>
+                <w:b/>
+                <w:bCs/>
+                <w:color w:val="EE0000"/>
+                <w:szCs w:val="20"/>
+              </w:rPr>
+              <w:t>BALANCE OUTSTANDING:</w:t>
+            </w:r>
+          </w:p>
+        </w:tc>
+        <w:tc>
+          <w:tcPr>
+            <w:tcW w:w="2506" w:type="dxa"/>
+            <w:tcBorders>
+              <w:top w:val="single" w:sz="12" w:space="0" w:color="auto"/>
+              <w:left w:val="single" w:sz="4" w:space="0" w:color="auto"/>
+              <w:bottom w:val="single" w:sz="12" w:space="0" w:color="auto"/>
+              <w:right w:val="single" w:sz="12" w:space="0" w:color="auto"/>
+            </w:tcBorders>
+          </w:tcPr>
+          <w:p>
+            <w:pPr>
+              <w:rPr>
+                <w:rFonts w:ascii="TT Norms Regular" w:hAnsi="TT Norms Regular"/>
+                <w:b/>
+                <w:bCs/>
+                <w:color w:val="EE0000"/>
+                <w:szCs w:val="20"/>
+              </w:rPr>
+            </w:pPr>
+            <w:r>
+              <w:rPr>
+                <w:rFonts w:ascii="TT Norms Regular" w:hAnsi="TT Norms Regular"/>
+                <w:b/>
+                <w:bCs/>
+                <w:color w:val="EE0000"/>
+                <w:szCs w:val="20"/>
+              </w:rPr>
+              <w:t>{{BALANCE_OUTSTANDING}}</w:t>
             </w:r>
           </w:p>
         </w:tc>
@@ -1270,6 +1356,17 @@
         <w:sz w:val="48"/>
         <w:szCs w:val="48"/>
       </w:rPr>
+      <w:t xml:space="preserve">Tax </w:t>
+    </w:r>
+    <w:r>
+      <w:rPr>
+        <w:rFonts w:ascii="TT Norms Regular" w:hAnsi="TT Norms Regular"/>
+        <w:b/>
+        <w:bCs/>
+        <w:noProof/>
+        <w:sz w:val="48"/>
+        <w:szCs w:val="48"/>
+      </w:rPr>
       <w:t>Invoice</w:t>
     </w:r>
   </w:p>
@@ -1374,7 +1471,7 @@
         </mc:Choice>
         <mc:Fallback>
           <w:pict>
-            <v:line w14:anchorId="0C4E420B" id="Straight Connector 2" o:spid="_x0000_s1026" style="flip:x;visibility:visible;mso-wrap-style:square;mso-left-percent:-10001;mso-top-percent:-10001;mso-position-horizontal:absolute;mso-position-horizontal-relative:char;mso-position-vertical:absolute;mso-position-vertical-relative:line;mso-left-percent:-10001;mso-top-percent:-10001" from="0,0" to="541.5pt,0" o:gfxdata="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" strokecolor="black [3200]" strokeweight="2pt">
+            <v:line w14:anchorId="1485EB55" id="Straight Connector 2" o:spid="_x0000_s1026" style="flip:x;visibility:visible;mso-wrap-style:square;mso-left-percent:-10001;mso-top-percent:-10001;mso-position-horizontal:absolute;mso-position-horizontal-relative:char;mso-position-vertical:absolute;mso-position-vertical-relative:line;mso-left-percent:-10001;mso-top-percent:-10001" from="0,0" to="541.5pt,0" o:gfxdata="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" strokecolor="black [3200]" strokeweight="2pt">
               <v:shadow on="t" color="black" opacity="24903f" origin=",.5" offset="0,.55556mm"/>
               <w10:anchorlock/>
             </v:line>
